--- a/extrakty/doc/TC278WG4/extract_18234-8_(2012).docx
+++ b/extrakty/doc/TC278WG4/extract_18234-8_(2012).docx
@@ -1487,7 +1487,7 @@
       </w:pPr>
       <w:r>
         <w:rPr/>
-        <w:t xml:space="preserve">Kapitola 5 technické specifikace obsahuje 34 zkratek týkající se symbolů a  definic zasílaných práv pomocí protokolu Tpeg. </w:t>
+        <w:t xml:space="preserve">Kapitola 5 technické specifikace obsahuje 34 zkratek týkající se symbolů a  definic zasílaných zpráv pomocí protokolu TPEG. </w:t>
       </w:r>
     </w:p>
     <w:p>

--- a/extrakty/doc/TC278WG4/extract_18234-8_(2012).docx
+++ b/extrakty/doc/TC278WG4/extract_18234-8_(2012).docx
@@ -141,7 +141,7 @@
             <w:r>
               <w:rPr/>
               <w:br/>
-              <w:t>ISO/DTS 18234-8</w:t>
+              <w:t xml:space="preserve">ISO/TS 18234-8</w:t>
               <w:br/>
             </w:r>
           </w:p>
@@ -170,7 +170,7 @@
       <w:r>
         <w:rPr/>
         <w:tab/>
-        <w:t>25 stran</w:t>
+        <w:t xml:space="preserve">Vydána 2012, 25 stran</w:t>
       </w:r>
     </w:p>
     <w:p>
@@ -483,6 +483,16 @@
     <w:p>
       <w:pPr>
         <w:pStyle w:val="Textnormy"/>
+        <w:rPr/>
+      </w:pPr>
+      <w:r>
+        <w:rPr/>
+        <w:t xml:space="preserve">Poznámka: Extrakt uvádí vybrané kapitoly popisovaného dokumentu a přejímá původní číslování kapitol.</w:t>
+      </w:r>
+    </w:p>
+    <w:p>
+      <w:pPr>
+        <w:pStyle w:val="Textnormy"/>
         <w:rPr>
           <w:b/>
           <w:sz w:val="22"/>
@@ -510,70 +520,6 @@
           <w:spacing w:val="-2"/>
         </w:rPr>
         <w:t xml:space="preserve">Tato technická specifikace informuje o možnostech poskytování informací účastníkům silničního a  veřejného provozu. Tato technická specifikace se nezabývá technickou částí možností přenosu informací, ale definuje způsob komprese informací o definovaných dopravních excesech a jiných dopravních informacích. Definuje způsob zpracování a předání dopravních informací pro rychlé a  srozumitelné předání informace od poskytovatele, až koncovému uživateli. Technická zpráva je určena především společnosti zabývající se přenosem informací a dopravní telematikou, ale také společnostem a vlastníkům spravujícím pozemní komunikace a dopravně informační centra. </w:t>
-      </w:r>
-    </w:p>
-    <w:p>
-      <w:pPr>
-        <w:pStyle w:val="Textnormy"/>
-        <w:rPr>
-          <w:b/>
-          <w:sz w:val="22"/>
-          <w:szCs w:val="22"/>
-        </w:rPr>
-      </w:pPr>
-      <w:r>
-        <w:rPr>
-          <w:b/>
-          <w:sz w:val="22"/>
-          <w:szCs w:val="22"/>
-        </w:rPr>
-        <w:t>Souvisící normy</w:t>
-      </w:r>
-    </w:p>
-    <w:p>
-      <w:pPr>
-        <w:pStyle w:val="Textnormy"/>
-        <w:rPr/>
-      </w:pPr>
-      <w:r>
-        <w:rPr>
-          <w:rStyle w:val="hps"/>
-        </w:rPr>
-        <w:t>Následující dokumenty</w:t>
-      </w:r>
-      <w:r>
-        <w:rPr/>
-        <w:t xml:space="preserve"> </w:t>
-      </w:r>
-      <w:r>
-        <w:rPr>
-          <w:rStyle w:val="hps"/>
-        </w:rPr>
-        <w:t>jsou</w:t>
-      </w:r>
-      <w:r>
-        <w:rPr/>
-        <w:t xml:space="preserve"> </w:t>
-      </w:r>
-      <w:r>
-        <w:rPr>
-          <w:rStyle w:val="hps"/>
-        </w:rPr>
-        <w:t>nepostradatelné pro používání</w:t>
-      </w:r>
-      <w:r>
-        <w:rPr/>
-        <w:t xml:space="preserve"> </w:t>
-      </w:r>
-      <w:r>
-        <w:rPr>
-          <w:rStyle w:val="hps"/>
-        </w:rPr>
-        <w:t>technické zprávy</w:t>
-      </w:r>
-      <w:r>
-        <w:rPr/>
-        <w:t xml:space="preserve"> ISO/TS 18234-1, ISO/TS 18234-2, ISO/TS 18234-3, ISO/TS 18234-4, ISO/TS 18234-5, ISO/TS 18234-6, ISO 17572-2, ISO/IEC 7498-1.</w:t>
       </w:r>
     </w:p>
     <w:p>
@@ -604,6 +550,70 @@
       <w:r>
         <w:rPr/>
         <w:t>Tato technická specifikace definuje formu předávaných informací pomocí definovaného protokolu TPEG. Je pevně stanovena struktura zprávy, která jsou podávány a jsou striktně definovány způsoby komprese předávané informace do binární formy dat, která dále přenáší zmiňovanou strukturou samotné zprávy. Samotné komunikační rozhraní po technické stránce není řešeno. Technická specifikace obsahuje i základní tabulky pro práci s informacemi a zpětné dekomprese komprimované informace ve zprávě u uživatele.</w:t>
+      </w:r>
+    </w:p>
+    <w:p>
+      <w:pPr>
+        <w:pStyle w:val="Textnormy"/>
+        <w:rPr>
+          <w:b/>
+          <w:sz w:val="22"/>
+          <w:szCs w:val="22"/>
+        </w:rPr>
+      </w:pPr>
+      <w:r>
+        <w:rPr>
+          <w:b/>
+          <w:sz w:val="22"/>
+          <w:szCs w:val="22"/>
+        </w:rPr>
+        <w:t>Souvisící normy</w:t>
+      </w:r>
+    </w:p>
+    <w:p>
+      <w:pPr>
+        <w:pStyle w:val="Textnormy"/>
+        <w:rPr/>
+      </w:pPr>
+      <w:r>
+        <w:rPr>
+          <w:rStyle w:val="hps"/>
+        </w:rPr>
+        <w:t>Následující dokumenty</w:t>
+      </w:r>
+      <w:r>
+        <w:rPr/>
+        <w:t xml:space="preserve"> </w:t>
+      </w:r>
+      <w:r>
+        <w:rPr>
+          <w:rStyle w:val="hps"/>
+        </w:rPr>
+        <w:t>jsou</w:t>
+      </w:r>
+      <w:r>
+        <w:rPr/>
+        <w:t xml:space="preserve"> </w:t>
+      </w:r>
+      <w:r>
+        <w:rPr>
+          <w:rStyle w:val="hps"/>
+        </w:rPr>
+        <w:t>nepostradatelné pro používání</w:t>
+      </w:r>
+      <w:r>
+        <w:rPr/>
+        <w:t xml:space="preserve"> </w:t>
+      </w:r>
+      <w:r>
+        <w:rPr>
+          <w:rStyle w:val="hps"/>
+        </w:rPr>
+        <w:t>technické zprávy</w:t>
+      </w:r>
+      <w:r>
+        <w:rPr/>
+        <w:t xml:space="preserve"> ISO/TS 18234-1, ISO/TS 18234-2, ISO/TS 18234-3, ISO/TS 18234-4, ISO/TS 18234-5, ISO/TS 18234-6, ISO 17572-2, ISO/IEC 7498-1.</w:t>
       </w:r>
     </w:p>
     <w:p>
@@ -1488,6 +1498,16 @@
       <w:r>
         <w:rPr/>
         <w:t xml:space="preserve">Kapitola 5 technické specifikace obsahuje 34 zkratek týkající se symbolů a  definic zasílaných zpráv pomocí protokolu TPEG. </w:t>
+      </w:r>
+    </w:p>
+    <w:p>
+      <w:pPr>
+        <w:pStyle w:val="Textnormy"/>
+        <w:rPr/>
+      </w:pPr>
+      <w:r>
+        <w:rPr/>
+        <w:t xml:space="preserve">Další termíny a zkratky z oboru ITS jsou obsaženy ve slovníku ITS terminology (www.ITSterminology.org).</w:t>
       </w:r>
     </w:p>
     <w:p>
@@ -2383,7 +2403,7 @@
             </wp:cNvGraphicFramePr>
             <a:graphic xmlns:a="http://schemas.openxmlformats.org/drawingml/2006/main">
               <a:graphicData uri="http://schemas.openxmlformats.org/drawingml/2006/picture">
-                <pic:pic xmlns:pic="http://schemas.openxmlformats.org/drawingml/2006/picture">
+                <pic:pic>
                   <pic:nvPicPr>
                     <pic:cNvPr id="1" name="그림 5"/>
                     <pic:cNvPicPr>

--- a/extrakty/doc/TC278WG4/extract_18234-8_(2012).docx
+++ b/extrakty/doc/TC278WG4/extract_18234-8_(2012).docx
@@ -153,7 +153,7 @@
             </w:pPr>
             <w:r>
               <w:rPr/>
-              <w:t>01 8256</w:t>
+              <w:t xml:space="preserve"/>
             </w:r>
           </w:p>
         </w:tc>
@@ -170,7 +170,7 @@
       <w:r>
         <w:rPr/>
         <w:tab/>
-        <w:t xml:space="preserve">Vydána 2012, 25 stran</w:t>
+        <w:t xml:space="preserve">Vydána 2012, 20 stran</w:t>
       </w:r>
     </w:p>
     <w:p>
